--- a/test/mom template/DARAH Mom Template.docx
+++ b/test/mom template/DARAH Mom Template.docx
@@ -1793,6 +1793,16 @@
                 <w:szCs w:val="20"/>
               </w:rPr>
             </w:pPr>
+            <w:r>
+              <w:rPr>
+                <w:rFonts w:asciiTheme="majorBidi" w:hAnsiTheme="majorBidi" w:cstheme="majorBidi"/>
+                <w:b/>
+                <w:bCs/>
+                <w:sz w:val="20"/>
+                <w:szCs w:val="20"/>
+              </w:rPr>
+              <w:t>{{discussions}}</w:t>
+            </w:r>
           </w:p>
         </w:tc>
       </w:tr>
@@ -2155,27 +2165,7 @@
                 <w:szCs w:val="20"/>
                 <w:lang w:val="en-GB"/>
               </w:rPr>
-              <w:t xml:space="preserve">{%tr for item in </w:t>
-            </w:r>
-            <w:proofErr w:type="spellStart"/>
-            <w:r>
-              <w:rPr>
-                <w:rFonts w:asciiTheme="majorBidi" w:hAnsiTheme="majorBidi" w:cstheme="majorBidi"/>
-                <w:sz w:val="20"/>
-                <w:szCs w:val="20"/>
-                <w:lang w:val="en-GB"/>
-              </w:rPr>
-              <w:t>action_items</w:t>
-            </w:r>
-            <w:proofErr w:type="spellEnd"/>
-            <w:r>
-              <w:rPr>
-                <w:rFonts w:asciiTheme="majorBidi" w:hAnsiTheme="majorBidi" w:cstheme="majorBidi"/>
-                <w:sz w:val="20"/>
-                <w:szCs w:val="20"/>
-                <w:lang w:val="en-GB"/>
-              </w:rPr>
-              <w:t xml:space="preserve"> %}</w:t>
+              <w:t>{%tr for item in action_items %}</w:t>
             </w:r>
           </w:p>
         </w:tc>
@@ -2270,25 +2260,7 @@
                 <w:sz w:val="20"/>
                 <w:szCs w:val="20"/>
               </w:rPr>
-              <w:t xml:space="preserve">{{ </w:t>
-            </w:r>
-            <w:proofErr w:type="spellStart"/>
-            <w:r>
-              <w:rPr>
-                <w:rFonts w:asciiTheme="majorBidi" w:hAnsiTheme="majorBidi" w:cstheme="majorBidi"/>
-                <w:sz w:val="20"/>
-                <w:szCs w:val="20"/>
-              </w:rPr>
-              <w:t>item.deadline</w:t>
-            </w:r>
-            <w:proofErr w:type="spellEnd"/>
-            <w:r>
-              <w:rPr>
-                <w:rFonts w:asciiTheme="majorBidi" w:hAnsiTheme="majorBidi" w:cstheme="majorBidi"/>
-                <w:sz w:val="20"/>
-                <w:szCs w:val="20"/>
-              </w:rPr>
-              <w:t xml:space="preserve"> }}</w:t>
+              <w:t>{{ item.deadline }}</w:t>
             </w:r>
           </w:p>
         </w:tc>
@@ -2319,25 +2291,7 @@
                 <w:sz w:val="20"/>
                 <w:szCs w:val="20"/>
               </w:rPr>
-              <w:t xml:space="preserve">{{ </w:t>
-            </w:r>
-            <w:proofErr w:type="spellStart"/>
-            <w:r>
-              <w:rPr>
-                <w:rFonts w:asciiTheme="majorHAnsi" w:hAnsiTheme="majorHAnsi" w:cstheme="majorHAnsi"/>
-                <w:sz w:val="20"/>
-                <w:szCs w:val="20"/>
-              </w:rPr>
-              <w:t>item.owner</w:t>
-            </w:r>
-            <w:proofErr w:type="spellEnd"/>
-            <w:r>
-              <w:rPr>
-                <w:rFonts w:asciiTheme="majorHAnsi" w:hAnsiTheme="majorHAnsi" w:cstheme="majorHAnsi"/>
-                <w:sz w:val="20"/>
-                <w:szCs w:val="20"/>
-              </w:rPr>
-              <w:t xml:space="preserve"> }}</w:t>
+              <w:t>{{ item.owner }}</w:t>
             </w:r>
           </w:p>
         </w:tc>
@@ -2368,25 +2322,7 @@
                 <w:sz w:val="20"/>
                 <w:szCs w:val="20"/>
               </w:rPr>
-              <w:t xml:space="preserve">{{ </w:t>
-            </w:r>
-            <w:proofErr w:type="spellStart"/>
-            <w:r>
-              <w:rPr>
-                <w:rFonts w:asciiTheme="majorHAnsi" w:hAnsiTheme="majorHAnsi" w:cstheme="majorHAnsi"/>
-                <w:sz w:val="20"/>
-                <w:szCs w:val="20"/>
-              </w:rPr>
-              <w:t>item.task</w:t>
-            </w:r>
-            <w:proofErr w:type="spellEnd"/>
-            <w:r>
-              <w:rPr>
-                <w:rFonts w:asciiTheme="majorHAnsi" w:hAnsiTheme="majorHAnsi" w:cstheme="majorHAnsi"/>
-                <w:sz w:val="20"/>
-                <w:szCs w:val="20"/>
-              </w:rPr>
-              <w:t xml:space="preserve"> }}</w:t>
+              <w:t>{{ item.task }}</w:t>
             </w:r>
           </w:p>
         </w:tc>
@@ -2524,25 +2460,7 @@
                 <w:sz w:val="20"/>
                 <w:szCs w:val="20"/>
               </w:rPr>
-              <w:t xml:space="preserve">{%tr </w:t>
-            </w:r>
-            <w:proofErr w:type="spellStart"/>
-            <w:r>
-              <w:rPr>
-                <w:rFonts w:asciiTheme="majorBidi" w:hAnsiTheme="majorBidi" w:cstheme="majorBidi"/>
-                <w:sz w:val="20"/>
-                <w:szCs w:val="20"/>
-              </w:rPr>
-              <w:t>endfor</w:t>
-            </w:r>
-            <w:proofErr w:type="spellEnd"/>
-            <w:r>
-              <w:rPr>
-                <w:rFonts w:asciiTheme="majorBidi" w:hAnsiTheme="majorBidi" w:cstheme="majorBidi"/>
-                <w:sz w:val="20"/>
-                <w:szCs w:val="20"/>
-              </w:rPr>
-              <w:t xml:space="preserve"> %}</w:t>
+              <w:t>{%tr endfor %}</w:t>
             </w:r>
           </w:p>
         </w:tc>
@@ -2730,17 +2648,7 @@
                 <w:szCs w:val="20"/>
                 <w:rtl/>
               </w:rPr>
-              <w:t xml:space="preserve">  </w:t>
-            </w:r>
-            <w:r>
-              <w:rPr>
-                <w:rFonts w:asciiTheme="majorBidi" w:hAnsiTheme="majorBidi" w:cstheme="majorBidi"/>
-                <w:color w:val="A79F88"/>
-                <w:sz w:val="20"/>
-                <w:szCs w:val="20"/>
-                <w:rtl/>
-              </w:rPr>
-              <w:t>صفحة</w:t>
+              <w:t xml:space="preserve">  صفحة</w:t>
             </w:r>
             <w:r>
               <w:rPr>
@@ -5945,6 +5853,30 @@
 </file>
 
 <file path=customXml/item1.xml><?xml version="1.0" encoding="utf-8"?>
+<b:Sources xmlns:b="http://schemas.openxmlformats.org/officeDocument/2006/bibliography" xmlns="http://schemas.openxmlformats.org/officeDocument/2006/bibliography" SelectedStyle="\APASixthEditionOfficeOnline.xsl" StyleName="APA" Version="6"/>
+</file>
+
+<file path=customXml/item2.xml><?xml version="1.0" encoding="utf-8"?>
+<p:properties xmlns:p="http://schemas.microsoft.com/office/2006/metadata/properties" xmlns:xsi="http://www.w3.org/2001/XMLSchema-instance" xmlns:pc="http://schemas.microsoft.com/office/infopath/2007/PartnerControls">
+  <documentManagement>
+    <lcf76f155ced4ddcb4097134ff3c332f xmlns="7260ee0e-cdb6-4ab4-88d8-88d8fa0cdbf8">
+      <Terms xmlns="http://schemas.microsoft.com/office/infopath/2007/PartnerControls"/>
+    </lcf76f155ced4ddcb4097134ff3c332f>
+    <TaxCatchAll xmlns="59975272-0bad-400b-9cef-9cc26dcf7ffe" xsi:nil="true"/>
+  </documentManagement>
+</p:properties>
+</file>
+
+<file path=customXml/item3.xml><?xml version="1.0" encoding="utf-8"?>
+<?mso-contentType ?>
+<FormTemplates xmlns="http://schemas.microsoft.com/sharepoint/v3/contenttype/forms">
+  <Display>DocumentLibraryForm</Display>
+  <Edit>DocumentLibraryForm</Edit>
+  <New>DocumentLibraryForm</New>
+</FormTemplates>
+</file>
+
+<file path=customXml/item4.xml><?xml version="1.0" encoding="utf-8"?>
 <ct:contentTypeSchema xmlns:ct="http://schemas.microsoft.com/office/2006/metadata/contentType" xmlns:ma="http://schemas.microsoft.com/office/2006/metadata/properties/metaAttributes" ct:_="" ma:_="" ma:contentTypeName="Document" ma:contentTypeID="0x0101007E34F50072881F409839E7C4D09BBCA2" ma:contentTypeVersion="13" ma:contentTypeDescription="Create a new document." ma:contentTypeScope="" ma:versionID="ca84aa07066ed80fbe0016d9d5692e17">
   <xsd:schema xmlns:xsd="http://www.w3.org/2001/XMLSchema" xmlns:xs="http://www.w3.org/2001/XMLSchema" xmlns:p="http://schemas.microsoft.com/office/2006/metadata/properties" xmlns:ns2="7260ee0e-cdb6-4ab4-88d8-88d8fa0cdbf8" xmlns:ns3="59975272-0bad-400b-9cef-9cc26dcf7ffe" targetNamespace="http://schemas.microsoft.com/office/2006/metadata/properties" ma:root="true" ma:fieldsID="eb7ccfc88d72bb3807af459e65e9d13b" ns2:_="" ns3:_="">
     <xsd:import namespace="7260ee0e-cdb6-4ab4-88d8-88d8fa0cdbf8"/>
@@ -6151,31 +6083,34 @@
 </ct:contentTypeSchema>
 </file>
 
-<file path=customXml/item2.xml><?xml version="1.0" encoding="utf-8"?>
-<?mso-contentType ?>
-<FormTemplates xmlns="http://schemas.microsoft.com/sharepoint/v3/contenttype/forms">
-  <Display>DocumentLibraryForm</Display>
-  <Edit>DocumentLibraryForm</Edit>
-  <New>DocumentLibraryForm</New>
-</FormTemplates>
+<file path=customXml/itemProps1.xml><?xml version="1.0" encoding="utf-8"?>
+<ds:datastoreItem xmlns:ds="http://schemas.openxmlformats.org/officeDocument/2006/customXml" ds:itemID="{8AA13928-7109-4E06-9E2E-C03F885D1F3A}">
+  <ds:schemaRefs>
+    <ds:schemaRef ds:uri="http://schemas.openxmlformats.org/officeDocument/2006/bibliography"/>
+  </ds:schemaRefs>
+</ds:datastoreItem>
 </file>
 
-<file path=customXml/item3.xml><?xml version="1.0" encoding="utf-8"?>
-<p:properties xmlns:p="http://schemas.microsoft.com/office/2006/metadata/properties" xmlns:xsi="http://www.w3.org/2001/XMLSchema-instance" xmlns:pc="http://schemas.microsoft.com/office/infopath/2007/PartnerControls">
-  <documentManagement>
-    <lcf76f155ced4ddcb4097134ff3c332f xmlns="7260ee0e-cdb6-4ab4-88d8-88d8fa0cdbf8">
-      <Terms xmlns="http://schemas.microsoft.com/office/infopath/2007/PartnerControls"/>
-    </lcf76f155ced4ddcb4097134ff3c332f>
-    <TaxCatchAll xmlns="59975272-0bad-400b-9cef-9cc26dcf7ffe" xsi:nil="true"/>
-  </documentManagement>
-</p:properties>
+<file path=customXml/itemProps2.xml><?xml version="1.0" encoding="utf-8"?>
+<ds:datastoreItem xmlns:ds="http://schemas.openxmlformats.org/officeDocument/2006/customXml" ds:itemID="{A9E457AB-279D-4C70-81A5-79B1E219B9C6}">
+  <ds:schemaRefs>
+    <ds:schemaRef ds:uri="http://schemas.microsoft.com/office/2006/metadata/properties"/>
+    <ds:schemaRef ds:uri="http://schemas.microsoft.com/office/infopath/2007/PartnerControls"/>
+    <ds:schemaRef ds:uri="7260ee0e-cdb6-4ab4-88d8-88d8fa0cdbf8"/>
+    <ds:schemaRef ds:uri="59975272-0bad-400b-9cef-9cc26dcf7ffe"/>
+  </ds:schemaRefs>
+</ds:datastoreItem>
 </file>
 
-<file path=customXml/item4.xml><?xml version="1.0" encoding="utf-8"?>
-<b:Sources xmlns:b="http://schemas.openxmlformats.org/officeDocument/2006/bibliography" xmlns="http://schemas.openxmlformats.org/officeDocument/2006/bibliography" SelectedStyle="\APASixthEditionOfficeOnline.xsl" StyleName="APA" Version="6"/>
+<file path=customXml/itemProps3.xml><?xml version="1.0" encoding="utf-8"?>
+<ds:datastoreItem xmlns:ds="http://schemas.openxmlformats.org/officeDocument/2006/customXml" ds:itemID="{FEA58E5F-2EB4-4879-AC15-A30D67E1E9FF}">
+  <ds:schemaRefs>
+    <ds:schemaRef ds:uri="http://schemas.microsoft.com/sharepoint/v3/contenttype/forms"/>
+  </ds:schemaRefs>
+</ds:datastoreItem>
 </file>
 
-<file path=customXml/itemProps1.xml><?xml version="1.0" encoding="utf-8"?>
+<file path=customXml/itemProps4.xml><?xml version="1.0" encoding="utf-8"?>
 <ds:datastoreItem xmlns:ds="http://schemas.openxmlformats.org/officeDocument/2006/customXml" ds:itemID="{F20EC7E6-828D-4A66-AD6E-99590BABCB83}">
   <ds:schemaRefs>
     <ds:schemaRef ds:uri="http://schemas.microsoft.com/office/2006/metadata/contentType"/>
@@ -6194,33 +6129,6 @@
 </ds:datastoreItem>
 </file>
 
-<file path=customXml/itemProps2.xml><?xml version="1.0" encoding="utf-8"?>
-<ds:datastoreItem xmlns:ds="http://schemas.openxmlformats.org/officeDocument/2006/customXml" ds:itemID="{FEA58E5F-2EB4-4879-AC15-A30D67E1E9FF}">
-  <ds:schemaRefs>
-    <ds:schemaRef ds:uri="http://schemas.microsoft.com/sharepoint/v3/contenttype/forms"/>
-  </ds:schemaRefs>
-</ds:datastoreItem>
-</file>
-
-<file path=customXml/itemProps3.xml><?xml version="1.0" encoding="utf-8"?>
-<ds:datastoreItem xmlns:ds="http://schemas.openxmlformats.org/officeDocument/2006/customXml" ds:itemID="{A9E457AB-279D-4C70-81A5-79B1E219B9C6}">
-  <ds:schemaRefs>
-    <ds:schemaRef ds:uri="http://schemas.microsoft.com/office/2006/metadata/properties"/>
-    <ds:schemaRef ds:uri="http://schemas.microsoft.com/office/infopath/2007/PartnerControls"/>
-    <ds:schemaRef ds:uri="7260ee0e-cdb6-4ab4-88d8-88d8fa0cdbf8"/>
-    <ds:schemaRef ds:uri="59975272-0bad-400b-9cef-9cc26dcf7ffe"/>
-  </ds:schemaRefs>
-</ds:datastoreItem>
-</file>
-
-<file path=customXml/itemProps4.xml><?xml version="1.0" encoding="utf-8"?>
-<ds:datastoreItem xmlns:ds="http://schemas.openxmlformats.org/officeDocument/2006/customXml" ds:itemID="{8AA13928-7109-4E06-9E2E-C03F885D1F3A}">
-  <ds:schemaRefs>
-    <ds:schemaRef ds:uri="http://schemas.openxmlformats.org/officeDocument/2006/bibliography"/>
-  </ds:schemaRefs>
-</ds:datastoreItem>
-</file>
-
 <file path=docMetadata/LabelInfo.xml><?xml version="1.0" encoding="utf-8"?>
 <clbl:labelList xmlns:clbl="http://schemas.microsoft.com/office/2020/mipLabelMetadata">
   <clbl:label id="{deff24bb-2089-4400-8c8e-f71e680378b2}" enabled="0" method="" siteId="{deff24bb-2089-4400-8c8e-f71e680378b2}" removed="1"/>

--- a/test/mom template/DARAH Mom Template.docx
+++ b/test/mom template/DARAH Mom Template.docx
@@ -1143,14 +1143,35 @@
             </w:pPr>
             <w:r>
               <w:rPr>
-                <w:rFonts w:asciiTheme="majorBidi" w:hAnsiTheme="majorBidi" w:cstheme="majorBidi" w:hint="cs"/>
-                <w:b/>
-                <w:bCs/>
-                <w:sz w:val="20"/>
-                <w:szCs w:val="20"/>
-                <w:rtl/>
-              </w:rPr>
-              <w:t xml:space="preserve">أ.عادل الحربي </w:t>
+                <w:rFonts w:asciiTheme="majorBidi" w:hAnsiTheme="majorBidi" w:cs="Times New Roman"/>
+                <w:b/>
+                <w:bCs/>
+                <w:sz w:val="20"/>
+                <w:szCs w:val="20"/>
+                <w:rtl/>
+              </w:rPr>
+              <w:t xml:space="preserve">{% </w:t>
+            </w:r>
+            <w:r>
+              <w:rPr>
+                <w:rFonts w:asciiTheme="majorBidi" w:hAnsiTheme="majorBidi" w:cstheme="majorBidi"/>
+                <w:b/>
+                <w:bCs/>
+                <w:sz w:val="20"/>
+                <w:szCs w:val="20"/>
+              </w:rPr>
+              <w:t>for attendee in attendees</w:t>
+            </w:r>
+            <w:r>
+              <w:rPr>
+                <w:rFonts w:asciiTheme="majorBidi" w:hAnsiTheme="majorBidi" w:cs="Times New Roman"/>
+                <w:b/>
+                <w:bCs/>
+                <w:sz w:val="20"/>
+                <w:szCs w:val="20"/>
+                <w:rtl/>
+              </w:rPr>
+              <w:t xml:space="preserve"> %}</w:t>
             </w:r>
           </w:p>
         </w:tc>
@@ -1185,6 +1206,34 @@
                 <w:rtl/>
               </w:rPr>
             </w:pPr>
+            <w:r>
+              <w:rPr>
+                <w:rFonts w:asciiTheme="majorBidi" w:hAnsiTheme="majorBidi" w:cs="Times New Roman"/>
+                <w:sz w:val="20"/>
+                <w:szCs w:val="20"/>
+                <w:rtl/>
+              </w:rPr>
+              <w:t xml:space="preserve">{{ </w:t>
+            </w:r>
+            <w:proofErr w:type="spellStart"/>
+            <w:r>
+              <w:rPr>
+                <w:rFonts w:asciiTheme="majorBidi" w:hAnsiTheme="majorBidi" w:cstheme="majorBidi"/>
+                <w:sz w:val="20"/>
+                <w:szCs w:val="20"/>
+              </w:rPr>
+              <w:t>attendee.role</w:t>
+            </w:r>
+            <w:proofErr w:type="spellEnd"/>
+            <w:r>
+              <w:rPr>
+                <w:rFonts w:asciiTheme="majorBidi" w:hAnsiTheme="majorBidi" w:cs="Times New Roman"/>
+                <w:sz w:val="20"/>
+                <w:szCs w:val="20"/>
+                <w:rtl/>
+              </w:rPr>
+              <w:t xml:space="preserve"> }}</w:t>
+            </w:r>
           </w:p>
         </w:tc>
         <w:tc>
@@ -1211,14 +1260,35 @@
             </w:pPr>
             <w:r>
               <w:rPr>
-                <w:rFonts w:asciiTheme="majorBidi" w:hAnsiTheme="majorBidi" w:cstheme="majorBidi" w:hint="cs"/>
-                <w:b/>
-                <w:bCs/>
-                <w:sz w:val="20"/>
-                <w:szCs w:val="20"/>
-                <w:rtl/>
-              </w:rPr>
-              <w:t xml:space="preserve">                                         محمد السطري</w:t>
+                <w:rFonts w:asciiTheme="majorBidi" w:hAnsiTheme="majorBidi" w:cs="Times New Roman"/>
+                <w:b/>
+                <w:bCs/>
+                <w:sz w:val="20"/>
+                <w:szCs w:val="20"/>
+                <w:rtl/>
+              </w:rPr>
+              <w:t xml:space="preserve">{{ </w:t>
+            </w:r>
+            <w:r>
+              <w:rPr>
+                <w:rFonts w:asciiTheme="majorBidi" w:hAnsiTheme="majorBidi" w:cstheme="majorBidi"/>
+                <w:b/>
+                <w:bCs/>
+                <w:sz w:val="20"/>
+                <w:szCs w:val="20"/>
+              </w:rPr>
+              <w:t>attendee.name</w:t>
+            </w:r>
+            <w:r>
+              <w:rPr>
+                <w:rFonts w:asciiTheme="majorBidi" w:hAnsiTheme="majorBidi" w:cs="Times New Roman"/>
+                <w:b/>
+                <w:bCs/>
+                <w:sz w:val="20"/>
+                <w:szCs w:val="20"/>
+                <w:rtl/>
+              </w:rPr>
+              <w:t xml:space="preserve"> }}</w:t>
             </w:r>
           </w:p>
         </w:tc>
@@ -1279,25 +1349,37 @@
             </w:pPr>
             <w:r>
               <w:rPr>
-                <w:rFonts w:asciiTheme="majorBidi" w:hAnsiTheme="majorBidi" w:cstheme="majorBidi" w:hint="cs"/>
-                <w:b/>
-                <w:bCs/>
-                <w:sz w:val="20"/>
-                <w:szCs w:val="20"/>
-                <w:rtl/>
-              </w:rPr>
-              <w:t xml:space="preserve">                                         </w:t>
-            </w:r>
-            <w:r>
-              <w:rPr>
-                <w:rFonts w:asciiTheme="majorBidi" w:hAnsiTheme="majorBidi" w:cstheme="majorBidi" w:hint="cs"/>
-                <w:b/>
-                <w:bCs/>
-                <w:sz w:val="20"/>
-                <w:szCs w:val="20"/>
-                <w:rtl/>
-              </w:rPr>
-              <w:t>أمجد المنير</w:t>
+                <w:rFonts w:asciiTheme="majorBidi" w:hAnsiTheme="majorBidi" w:cs="Times New Roman"/>
+                <w:b/>
+                <w:bCs/>
+                <w:sz w:val="20"/>
+                <w:szCs w:val="20"/>
+                <w:rtl/>
+              </w:rPr>
+              <w:t xml:space="preserve">{% </w:t>
+            </w:r>
+            <w:proofErr w:type="spellStart"/>
+            <w:r>
+              <w:rPr>
+                <w:rFonts w:asciiTheme="majorBidi" w:hAnsiTheme="majorBidi" w:cstheme="majorBidi"/>
+                <w:b/>
+                <w:bCs/>
+                <w:sz w:val="20"/>
+                <w:szCs w:val="20"/>
+              </w:rPr>
+              <w:t>endfor</w:t>
+            </w:r>
+            <w:proofErr w:type="spellEnd"/>
+            <w:r>
+              <w:rPr>
+                <w:rFonts w:asciiTheme="majorBidi" w:hAnsiTheme="majorBidi" w:cs="Times New Roman"/>
+                <w:b/>
+                <w:bCs/>
+                <w:sz w:val="20"/>
+                <w:szCs w:val="20"/>
+                <w:rtl/>
+              </w:rPr>
+              <w:t xml:space="preserve"> %}</w:t>
             </w:r>
           </w:p>
         </w:tc>
@@ -1351,72 +1433,6 @@
                 <w:rFonts w:asciiTheme="majorBidi" w:hAnsiTheme="majorBidi" w:cstheme="majorBidi"/>
                 <w:b/>
                 <w:bCs/>
-                <w:sz w:val="20"/>
-                <w:szCs w:val="20"/>
-                <w:rtl/>
-              </w:rPr>
-            </w:pPr>
-            <w:r>
-              <w:rPr>
-                <w:rFonts w:asciiTheme="majorBidi" w:hAnsiTheme="majorBidi" w:cstheme="majorBidi" w:hint="cs"/>
-                <w:b/>
-                <w:bCs/>
-                <w:sz w:val="20"/>
-                <w:szCs w:val="20"/>
-                <w:rtl/>
-              </w:rPr>
-              <w:t xml:space="preserve">                                        عهد القحطاني</w:t>
-            </w:r>
-          </w:p>
-        </w:tc>
-      </w:tr>
-      <w:tr>
-        <w:trPr>
-          <w:trHeight w:val="265"/>
-        </w:trPr>
-        <w:tc>
-          <w:tcPr>
-            <w:tcW w:w="5017" w:type="dxa"/>
-            <w:tcMar>
-              <w:top w:w="72" w:type="dxa"/>
-              <w:left w:w="144" w:type="dxa"/>
-              <w:bottom w:w="72" w:type="dxa"/>
-              <w:right w:w="144" w:type="dxa"/>
-            </w:tcMar>
-          </w:tcPr>
-          <w:p>
-            <w:pPr>
-              <w:tabs>
-                <w:tab w:val="left" w:pos="1692"/>
-                <w:tab w:val="center" w:pos="5256"/>
-              </w:tabs>
-              <w:bidi/>
-              <w:spacing w:after="0" w:line="240" w:lineRule="auto"/>
-              <w:ind w:right="162"/>
-              <w:rPr>
-                <w:rFonts w:asciiTheme="majorBidi" w:hAnsiTheme="majorBidi" w:cstheme="majorBidi"/>
-                <w:sz w:val="20"/>
-                <w:szCs w:val="20"/>
-                <w:rtl/>
-              </w:rPr>
-            </w:pPr>
-          </w:p>
-        </w:tc>
-        <w:tc>
-          <w:tcPr>
-            <w:tcW w:w="4973" w:type="dxa"/>
-          </w:tcPr>
-          <w:p>
-            <w:pPr>
-              <w:tabs>
-                <w:tab w:val="left" w:pos="1692"/>
-                <w:tab w:val="center" w:pos="5256"/>
-              </w:tabs>
-              <w:bidi/>
-              <w:spacing w:after="0" w:line="240" w:lineRule="auto"/>
-              <w:ind w:right="162"/>
-              <w:rPr>
-                <w:rFonts w:asciiTheme="majorBidi" w:hAnsiTheme="majorBidi" w:cstheme="majorBidi"/>
                 <w:sz w:val="20"/>
                 <w:szCs w:val="20"/>
                 <w:rtl/>
@@ -1465,6 +1481,7 @@
             <w:pPr>
               <w:tabs>
                 <w:tab w:val="left" w:pos="1692"/>
+                <w:tab w:val="center" w:pos="5256"/>
               </w:tabs>
               <w:bidi/>
               <w:spacing w:after="0" w:line="240" w:lineRule="auto"/>
@@ -1476,23 +1493,60 @@
                 <w:rtl/>
               </w:rPr>
             </w:pPr>
-            <w:r>
-              <w:rPr>
-                <w:rFonts w:asciiTheme="majorBidi" w:hAnsiTheme="majorBidi" w:cstheme="majorBidi"/>
-                <w:sz w:val="20"/>
-                <w:szCs w:val="20"/>
-                <w:rtl/>
-              </w:rPr>
-              <w:tab/>
-            </w:r>
-            <w:r>
-              <w:rPr>
-                <w:rFonts w:asciiTheme="majorBidi" w:hAnsiTheme="majorBidi" w:cstheme="majorBidi"/>
-                <w:sz w:val="20"/>
-                <w:szCs w:val="20"/>
-              </w:rPr>
-              <w:t>{{attendees}}</w:t>
-            </w:r>
+          </w:p>
+        </w:tc>
+      </w:tr>
+      <w:tr>
+        <w:trPr>
+          <w:trHeight w:val="265"/>
+        </w:trPr>
+        <w:tc>
+          <w:tcPr>
+            <w:tcW w:w="5017" w:type="dxa"/>
+            <w:tcMar>
+              <w:top w:w="72" w:type="dxa"/>
+              <w:left w:w="144" w:type="dxa"/>
+              <w:bottom w:w="72" w:type="dxa"/>
+              <w:right w:w="144" w:type="dxa"/>
+            </w:tcMar>
+          </w:tcPr>
+          <w:p>
+            <w:pPr>
+              <w:tabs>
+                <w:tab w:val="left" w:pos="1692"/>
+                <w:tab w:val="center" w:pos="5256"/>
+              </w:tabs>
+              <w:bidi/>
+              <w:spacing w:after="0" w:line="240" w:lineRule="auto"/>
+              <w:ind w:right="162"/>
+              <w:rPr>
+                <w:rFonts w:asciiTheme="majorBidi" w:hAnsiTheme="majorBidi" w:cstheme="majorBidi"/>
+                <w:sz w:val="20"/>
+                <w:szCs w:val="20"/>
+                <w:rtl/>
+              </w:rPr>
+            </w:pPr>
+          </w:p>
+        </w:tc>
+        <w:tc>
+          <w:tcPr>
+            <w:tcW w:w="4973" w:type="dxa"/>
+          </w:tcPr>
+          <w:p>
+            <w:pPr>
+              <w:tabs>
+                <w:tab w:val="left" w:pos="1692"/>
+              </w:tabs>
+              <w:bidi/>
+              <w:spacing w:after="0" w:line="240" w:lineRule="auto"/>
+              <w:ind w:right="162"/>
+              <w:rPr>
+                <w:rFonts w:asciiTheme="majorBidi" w:hAnsiTheme="majorBidi" w:cstheme="majorBidi"/>
+                <w:sz w:val="20"/>
+                <w:szCs w:val="20"/>
+                <w:rtl/>
+              </w:rPr>
+            </w:pPr>
           </w:p>
         </w:tc>
       </w:tr>
@@ -1795,13 +1849,35 @@
             </w:pPr>
             <w:r>
               <w:rPr>
-                <w:rFonts w:asciiTheme="majorBidi" w:hAnsiTheme="majorBidi" w:cstheme="majorBidi"/>
-                <w:b/>
-                <w:bCs/>
-                <w:sz w:val="20"/>
-                <w:szCs w:val="20"/>
-              </w:rPr>
-              <w:t>{{discussions}}</w:t>
+                <w:rFonts w:asciiTheme="majorBidi" w:hAnsiTheme="majorBidi" w:cs="Times New Roman"/>
+                <w:b/>
+                <w:bCs/>
+                <w:sz w:val="20"/>
+                <w:szCs w:val="20"/>
+                <w:rtl/>
+              </w:rPr>
+              <w:t xml:space="preserve">{{ </w:t>
+            </w:r>
+            <w:r>
+              <w:rPr>
+                <w:rFonts w:asciiTheme="majorBidi" w:hAnsiTheme="majorBidi" w:cstheme="majorBidi"/>
+                <w:b/>
+                <w:bCs/>
+                <w:sz w:val="20"/>
+                <w:szCs w:val="20"/>
+              </w:rPr>
+              <w:t>discussion</w:t>
+            </w:r>
+            <w:r>
+              <w:rPr>
+                <w:rFonts w:asciiTheme="majorBidi" w:hAnsiTheme="majorBidi" w:cs="Times New Roman"/>
+                <w:b/>
+                <w:bCs/>
+                <w:sz w:val="20"/>
+                <w:szCs w:val="20"/>
+                <w:rtl/>
+              </w:rPr>
+              <w:t xml:space="preserve"> }}</w:t>
             </w:r>
           </w:p>
         </w:tc>
@@ -2165,7 +2241,27 @@
                 <w:szCs w:val="20"/>
                 <w:lang w:val="en-GB"/>
               </w:rPr>
-              <w:t>{%tr for item in action_items %}</w:t>
+              <w:t xml:space="preserve">{%tr for item in </w:t>
+            </w:r>
+            <w:proofErr w:type="spellStart"/>
+            <w:r>
+              <w:rPr>
+                <w:rFonts w:asciiTheme="majorBidi" w:hAnsiTheme="majorBidi" w:cstheme="majorBidi"/>
+                <w:sz w:val="20"/>
+                <w:szCs w:val="20"/>
+                <w:lang w:val="en-GB"/>
+              </w:rPr>
+              <w:t>action_items</w:t>
+            </w:r>
+            <w:proofErr w:type="spellEnd"/>
+            <w:r>
+              <w:rPr>
+                <w:rFonts w:asciiTheme="majorBidi" w:hAnsiTheme="majorBidi" w:cstheme="majorBidi"/>
+                <w:sz w:val="20"/>
+                <w:szCs w:val="20"/>
+                <w:lang w:val="en-GB"/>
+              </w:rPr>
+              <w:t xml:space="preserve"> %}</w:t>
             </w:r>
           </w:p>
         </w:tc>
@@ -2260,7 +2356,25 @@
                 <w:sz w:val="20"/>
                 <w:szCs w:val="20"/>
               </w:rPr>
-              <w:t>{{ item.deadline }}</w:t>
+              <w:t xml:space="preserve">{{ </w:t>
+            </w:r>
+            <w:proofErr w:type="spellStart"/>
+            <w:r>
+              <w:rPr>
+                <w:rFonts w:asciiTheme="majorBidi" w:hAnsiTheme="majorBidi" w:cstheme="majorBidi"/>
+                <w:sz w:val="20"/>
+                <w:szCs w:val="20"/>
+              </w:rPr>
+              <w:t>item.deadline</w:t>
+            </w:r>
+            <w:proofErr w:type="spellEnd"/>
+            <w:r>
+              <w:rPr>
+                <w:rFonts w:asciiTheme="majorBidi" w:hAnsiTheme="majorBidi" w:cstheme="majorBidi"/>
+                <w:sz w:val="20"/>
+                <w:szCs w:val="20"/>
+              </w:rPr>
+              <w:t xml:space="preserve"> }}</w:t>
             </w:r>
           </w:p>
         </w:tc>
@@ -2291,7 +2405,25 @@
                 <w:sz w:val="20"/>
                 <w:szCs w:val="20"/>
               </w:rPr>
-              <w:t>{{ item.owner }}</w:t>
+              <w:t xml:space="preserve">{{ </w:t>
+            </w:r>
+            <w:proofErr w:type="spellStart"/>
+            <w:r>
+              <w:rPr>
+                <w:rFonts w:asciiTheme="majorHAnsi" w:hAnsiTheme="majorHAnsi" w:cstheme="majorHAnsi"/>
+                <w:sz w:val="20"/>
+                <w:szCs w:val="20"/>
+              </w:rPr>
+              <w:t>item.owner</w:t>
+            </w:r>
+            <w:proofErr w:type="spellEnd"/>
+            <w:r>
+              <w:rPr>
+                <w:rFonts w:asciiTheme="majorHAnsi" w:hAnsiTheme="majorHAnsi" w:cstheme="majorHAnsi"/>
+                <w:sz w:val="20"/>
+                <w:szCs w:val="20"/>
+              </w:rPr>
+              <w:t xml:space="preserve"> }}</w:t>
             </w:r>
           </w:p>
         </w:tc>
@@ -2322,7 +2454,25 @@
                 <w:sz w:val="20"/>
                 <w:szCs w:val="20"/>
               </w:rPr>
-              <w:t>{{ item.task }}</w:t>
+              <w:t xml:space="preserve">{{ </w:t>
+            </w:r>
+            <w:proofErr w:type="spellStart"/>
+            <w:r>
+              <w:rPr>
+                <w:rFonts w:asciiTheme="majorHAnsi" w:hAnsiTheme="majorHAnsi" w:cstheme="majorHAnsi"/>
+                <w:sz w:val="20"/>
+                <w:szCs w:val="20"/>
+              </w:rPr>
+              <w:t>item.task</w:t>
+            </w:r>
+            <w:proofErr w:type="spellEnd"/>
+            <w:r>
+              <w:rPr>
+                <w:rFonts w:asciiTheme="majorHAnsi" w:hAnsiTheme="majorHAnsi" w:cstheme="majorHAnsi"/>
+                <w:sz w:val="20"/>
+                <w:szCs w:val="20"/>
+              </w:rPr>
+              <w:t xml:space="preserve"> }}</w:t>
             </w:r>
           </w:p>
         </w:tc>
@@ -2460,7 +2610,25 @@
                 <w:sz w:val="20"/>
                 <w:szCs w:val="20"/>
               </w:rPr>
-              <w:t>{%tr endfor %}</w:t>
+              <w:t xml:space="preserve">{%tr </w:t>
+            </w:r>
+            <w:proofErr w:type="spellStart"/>
+            <w:r>
+              <w:rPr>
+                <w:rFonts w:asciiTheme="majorBidi" w:hAnsiTheme="majorBidi" w:cstheme="majorBidi"/>
+                <w:sz w:val="20"/>
+                <w:szCs w:val="20"/>
+              </w:rPr>
+              <w:t>endfor</w:t>
+            </w:r>
+            <w:proofErr w:type="spellEnd"/>
+            <w:r>
+              <w:rPr>
+                <w:rFonts w:asciiTheme="majorBidi" w:hAnsiTheme="majorBidi" w:cstheme="majorBidi"/>
+                <w:sz w:val="20"/>
+                <w:szCs w:val="20"/>
+              </w:rPr>
+              <w:t xml:space="preserve"> %}</w:t>
             </w:r>
           </w:p>
         </w:tc>
@@ -2648,7 +2816,17 @@
                 <w:szCs w:val="20"/>
                 <w:rtl/>
               </w:rPr>
-              <w:t xml:space="preserve">  صفحة</w:t>
+              <w:t xml:space="preserve">  </w:t>
+            </w:r>
+            <w:r>
+              <w:rPr>
+                <w:rFonts w:asciiTheme="majorBidi" w:hAnsiTheme="majorBidi" w:cstheme="majorBidi"/>
+                <w:color w:val="A79F88"/>
+                <w:sz w:val="20"/>
+                <w:szCs w:val="20"/>
+                <w:rtl/>
+              </w:rPr>
+              <w:t>صفحة</w:t>
             </w:r>
             <w:r>
               <w:rPr>
@@ -5853,7 +6031,12 @@
 </file>
 
 <file path=customXml/item1.xml><?xml version="1.0" encoding="utf-8"?>
-<b:Sources xmlns:b="http://schemas.openxmlformats.org/officeDocument/2006/bibliography" xmlns="http://schemas.openxmlformats.org/officeDocument/2006/bibliography" SelectedStyle="\APASixthEditionOfficeOnline.xsl" StyleName="APA" Version="6"/>
+<?mso-contentType ?>
+<FormTemplates xmlns="http://schemas.microsoft.com/sharepoint/v3/contenttype/forms">
+  <Display>DocumentLibraryForm</Display>
+  <Edit>DocumentLibraryForm</Edit>
+  <New>DocumentLibraryForm</New>
+</FormTemplates>
 </file>
 
 <file path=customXml/item2.xml><?xml version="1.0" encoding="utf-8"?>
@@ -5868,12 +6051,7 @@
 </file>
 
 <file path=customXml/item3.xml><?xml version="1.0" encoding="utf-8"?>
-<?mso-contentType ?>
-<FormTemplates xmlns="http://schemas.microsoft.com/sharepoint/v3/contenttype/forms">
-  <Display>DocumentLibraryForm</Display>
-  <Edit>DocumentLibraryForm</Edit>
-  <New>DocumentLibraryForm</New>
-</FormTemplates>
+<b:Sources xmlns:b="http://schemas.openxmlformats.org/officeDocument/2006/bibliography" xmlns="http://schemas.openxmlformats.org/officeDocument/2006/bibliography" SelectedStyle="\APASixthEditionOfficeOnline.xsl" StyleName="APA" Version="6"/>
 </file>
 
 <file path=customXml/item4.xml><?xml version="1.0" encoding="utf-8"?>
@@ -6084,9 +6262,9 @@
 </file>
 
 <file path=customXml/itemProps1.xml><?xml version="1.0" encoding="utf-8"?>
-<ds:datastoreItem xmlns:ds="http://schemas.openxmlformats.org/officeDocument/2006/customXml" ds:itemID="{8AA13928-7109-4E06-9E2E-C03F885D1F3A}">
+<ds:datastoreItem xmlns:ds="http://schemas.openxmlformats.org/officeDocument/2006/customXml" ds:itemID="{FEA58E5F-2EB4-4879-AC15-A30D67E1E9FF}">
   <ds:schemaRefs>
-    <ds:schemaRef ds:uri="http://schemas.openxmlformats.org/officeDocument/2006/bibliography"/>
+    <ds:schemaRef ds:uri="http://schemas.microsoft.com/sharepoint/v3/contenttype/forms"/>
   </ds:schemaRefs>
 </ds:datastoreItem>
 </file>
@@ -6103,9 +6281,9 @@
 </file>
 
 <file path=customXml/itemProps3.xml><?xml version="1.0" encoding="utf-8"?>
-<ds:datastoreItem xmlns:ds="http://schemas.openxmlformats.org/officeDocument/2006/customXml" ds:itemID="{FEA58E5F-2EB4-4879-AC15-A30D67E1E9FF}">
+<ds:datastoreItem xmlns:ds="http://schemas.openxmlformats.org/officeDocument/2006/customXml" ds:itemID="{8AA13928-7109-4E06-9E2E-C03F885D1F3A}">
   <ds:schemaRefs>
-    <ds:schemaRef ds:uri="http://schemas.microsoft.com/sharepoint/v3/contenttype/forms"/>
+    <ds:schemaRef ds:uri="http://schemas.openxmlformats.org/officeDocument/2006/bibliography"/>
   </ds:schemaRefs>
 </ds:datastoreItem>
 </file>
